--- a/Sprint20260921-20261002/HERO-64268_20260922_110512.docx
+++ b/Sprint20260921-20261002/HERO-64268_20260922_110512.docx
@@ -2188,253 +2188,6 @@
         <w:t>: Local Test Environment, HQ Test Environment</w:t>
       </w:r>
     </w:p>
-    <w:p>
-      <w:pPr>
-        <w:spacing w:before="200" w:after="120"/>
-      </w:pPr>
-      <w:r>
-        <w:rPr>
-          <w:rFonts w:ascii="Arial" w:hAnsi="Arial" w:eastAsia="Arial" w:cs="Arial"/>
-          <w:b/>
-          <w:color w:val="000000"/>
-          <w:sz w:val="26"/>
-          <w:u w:val="single"/>
-        </w:rPr>
-        <w:t>Appendix</w:t>
-      </w:r>
-    </w:p>
-    <w:p>
-      <w:pPr>
-        <w:spacing w:before="160" w:after="80"/>
-      </w:pPr>
-      <w:r>
-        <w:rPr>
-          <w:rFonts w:ascii="Arial" w:hAnsi="Arial" w:eastAsia="Arial" w:cs="Arial"/>
-          <w:b/>
-          <w:color w:val="001EFF"/>
-          <w:sz w:val="24"/>
-          <w:u w:val="none"/>
-        </w:rPr>
-        <w:t>Affected Files</w:t>
-      </w:r>
-    </w:p>
-    <w:p>
-      <w:pPr>
-        <w:spacing w:before="0" w:after="40"/>
-        <w:ind w:left="360" w:hanging="240"/>
-      </w:pPr>
-      <w:r>
-        <w:rPr>
-          <w:rFonts w:ascii="Arial" w:hAnsi="Arial" w:eastAsia="Arial" w:cs="Arial"/>
-          <w:b w:val="0"/>
-          <w:color w:val="000000"/>
-          <w:sz w:val="20"/>
-          <w:u w:val="none"/>
-        </w:rPr>
-        <w:t xml:space="preserve">• </w:t>
-      </w:r>
-      <w:r>
-        <w:rPr>
-          <w:rFonts w:ascii="Consolas" w:hAnsi="Consolas" w:eastAsia="Arial" w:cs="Arial"/>
-          <w:b w:val="0"/>
-          <w:color w:val="000000"/>
-          <w:sz w:val="20"/>
-          <w:u w:val="none"/>
-        </w:rPr>
-        <w:t>../Plugin/Messaging/Controller/Component/MessagingEmailComponent.php</w:t>
-      </w:r>
-    </w:p>
-    <w:p>
-      <w:pPr>
-        <w:spacing w:before="0" w:after="40"/>
-        <w:ind w:left="360" w:hanging="240"/>
-      </w:pPr>
-      <w:r>
-        <w:rPr>
-          <w:rFonts w:ascii="Arial" w:hAnsi="Arial" w:eastAsia="Arial" w:cs="Arial"/>
-          <w:b w:val="0"/>
-          <w:color w:val="000000"/>
-          <w:sz w:val="20"/>
-          <w:u w:val="none"/>
-        </w:rPr>
-        <w:t xml:space="preserve">• </w:t>
-      </w:r>
-      <w:r>
-        <w:rPr>
-          <w:rFonts w:ascii="Consolas" w:hAnsi="Consolas" w:eastAsia="Arial" w:cs="Arial"/>
-          <w:b w:val="0"/>
-          <w:color w:val="000000"/>
-          <w:sz w:val="20"/>
-          <w:u w:val="none"/>
-        </w:rPr>
-        <w:t>../Plugin/Report/Controller/ReportsController.php</w:t>
-      </w:r>
-    </w:p>
-    <w:p>
-      <w:pPr>
-        <w:spacing w:before="0" w:after="40"/>
-        <w:ind w:left="360" w:hanging="240"/>
-      </w:pPr>
-      <w:r>
-        <w:rPr>
-          <w:rFonts w:ascii="Arial" w:hAnsi="Arial" w:eastAsia="Arial" w:cs="Arial"/>
-          <w:b w:val="0"/>
-          <w:color w:val="000000"/>
-          <w:sz w:val="20"/>
-          <w:u w:val="none"/>
-        </w:rPr>
-        <w:t>• SecurityComponent blackhole handling for auto report settings listing</w:t>
-      </w:r>
-    </w:p>
-    <w:p>
-      <w:pPr>
-        <w:spacing w:before="160" w:after="80"/>
-      </w:pPr>
-      <w:r>
-        <w:rPr>
-          <w:rFonts w:ascii="Arial" w:hAnsi="Arial" w:eastAsia="Arial" w:cs="Arial"/>
-          <w:b/>
-          <w:color w:val="001EFF"/>
-          <w:sz w:val="24"/>
-          <w:u w:val="none"/>
-        </w:rPr>
-        <w:t>Release Notes Summary</w:t>
-      </w:r>
-    </w:p>
-    <w:p>
-      <w:pPr>
-        <w:spacing w:before="0" w:after="40"/>
-        <w:ind w:left="360" w:hanging="240"/>
-      </w:pPr>
-      <w:r>
-        <w:rPr>
-          <w:rFonts w:ascii="Arial" w:hAnsi="Arial" w:eastAsia="Arial" w:cs="Arial"/>
-          <w:b w:val="0"/>
-          <w:color w:val="000000"/>
-          <w:sz w:val="20"/>
-          <w:u w:val="none"/>
-        </w:rPr>
-        <w:t xml:space="preserve">• Fixed: OAuth2 email sends guard </w:t>
-      </w:r>
-      <w:r>
-        <w:rPr>
-          <w:rFonts w:ascii="Consolas" w:hAnsi="Consolas" w:eastAsia="Arial" w:cs="Arial"/>
-          <w:b w:val="0"/>
-          <w:color w:val="000000"/>
-          <w:sz w:val="20"/>
-          <w:u w:val="none"/>
-        </w:rPr>
-        <w:t>client_id</w:t>
-      </w:r>
-      <w:r>
-        <w:rPr>
-          <w:rFonts w:ascii="Arial" w:hAnsi="Arial" w:eastAsia="Arial" w:cs="Arial"/>
-          <w:b w:val="0"/>
-          <w:color w:val="000000"/>
-          <w:sz w:val="20"/>
-          <w:u w:val="none"/>
-        </w:rPr>
-        <w:t xml:space="preserve"> / </w:t>
-      </w:r>
-      <w:r>
-        <w:rPr>
-          <w:rFonts w:ascii="Consolas" w:hAnsi="Consolas" w:eastAsia="Arial" w:cs="Arial"/>
-          <w:b w:val="0"/>
-          <w:color w:val="000000"/>
-          <w:sz w:val="20"/>
-          <w:u w:val="none"/>
-        </w:rPr>
-        <w:t>client_secret</w:t>
-      </w:r>
-      <w:r>
-        <w:rPr>
-          <w:rFonts w:ascii="Arial" w:hAnsi="Arial" w:eastAsia="Arial" w:cs="Arial"/>
-          <w:b w:val="0"/>
-          <w:color w:val="000000"/>
-          <w:sz w:val="20"/>
-          <w:u w:val="none"/>
-        </w:rPr>
-        <w:t xml:space="preserve"> / </w:t>
-      </w:r>
-      <w:r>
-        <w:rPr>
-          <w:rFonts w:ascii="Consolas" w:hAnsi="Consolas" w:eastAsia="Arial" w:cs="Arial"/>
-          <w:b w:val="0"/>
-          <w:color w:val="000000"/>
-          <w:sz w:val="20"/>
-          <w:u w:val="none"/>
-        </w:rPr>
-        <w:t>tenant_id</w:t>
-      </w:r>
-      <w:r>
-        <w:rPr>
-          <w:rFonts w:ascii="Arial" w:hAnsi="Arial" w:eastAsia="Arial" w:cs="Arial"/>
-          <w:b w:val="0"/>
-          <w:color w:val="000000"/>
-          <w:sz w:val="20"/>
-          <w:u w:val="none"/>
-        </w:rPr>
-        <w:t xml:space="preserve"> before reading</w:t>
-      </w:r>
-    </w:p>
-    <w:p>
-      <w:pPr>
-        <w:spacing w:before="0" w:after="40"/>
-        <w:ind w:left="360" w:hanging="240"/>
-      </w:pPr>
-      <w:r>
-        <w:rPr>
-          <w:rFonts w:ascii="Arial" w:hAnsi="Arial" w:eastAsia="Arial" w:cs="Arial"/>
-          <w:b w:val="0"/>
-          <w:color w:val="000000"/>
-          <w:sz w:val="20"/>
-          <w:u w:val="none"/>
-        </w:rPr>
-        <w:t xml:space="preserve">• Fixed: Failed OAuth2 token responses no longer passed to </w:t>
-      </w:r>
-      <w:r>
-        <w:rPr>
-          <w:rFonts w:ascii="Consolas" w:hAnsi="Consolas" w:eastAsia="Arial" w:cs="Arial"/>
-          <w:b w:val="0"/>
-          <w:color w:val="000000"/>
-          <w:sz w:val="20"/>
-          <w:u w:val="none"/>
-        </w:rPr>
-        <w:t>setPassword()</w:t>
-      </w:r>
-    </w:p>
-    <w:p>
-      <w:pPr>
-        <w:spacing w:before="0" w:after="40"/>
-        <w:ind w:left="360" w:hanging="240"/>
-      </w:pPr>
-      <w:r>
-        <w:rPr>
-          <w:rFonts w:ascii="Arial" w:hAnsi="Arial" w:eastAsia="Arial" w:cs="Arial"/>
-          <w:b w:val="0"/>
-          <w:color w:val="000000"/>
-          <w:sz w:val="20"/>
-          <w:u w:val="none"/>
-        </w:rPr>
-        <w:t>• Fixed: Report opening guards null config array for date/time format lookups</w:t>
-      </w:r>
-    </w:p>
-    <w:p>
-      <w:pPr>
-        <w:spacing w:before="0" w:after="40"/>
-        <w:ind w:left="360" w:hanging="240"/>
-      </w:pPr>
-      <w:r>
-        <w:rPr>
-          <w:rFonts w:ascii="Arial" w:hAnsi="Arial" w:eastAsia="Arial" w:cs="Arial"/>
-          <w:b w:val="0"/>
-          <w:color w:val="000000"/>
-          <w:sz w:val="20"/>
-          <w:u w:val="none"/>
-        </w:rPr>
-        <w:t>• Fixed: Auto report settings listing is no longer blocked by SecurityComponent; a proper blackhole callback is in place</w:t>
-      </w:r>
-    </w:p>
     <w:sectPr>
       <w:pgSz w:w="12240" w:h="15840"/>
       <w:pgMar w:top="1440" w:right="1800" w:bottom="1440" w:left="1800" w:header="720" w:footer="720" w:gutter="0"/>
